--- a/public/resume/cover-letter-embedded.docx
+++ b/public/resume/cover-letter-embedded.docx
@@ -33,7 +33,7 @@
         </w:rPr>
         <w:t xml:space="preserve">✉ </w:t>
       </w:r>
-      <w:hyperlink w:history="1" r:id="rIdsag76obuhpdwshlva7yhl">
+      <w:hyperlink w:history="1" r:id="rIdc2bkaubepw-hqcad9oha5">
         <w:r>
           <w:rPr>
             <w:rFonts w:ascii="Calibri" w:cs="Calibri" w:eastAsia="Calibri" w:hAnsi="Calibri"/>
@@ -63,7 +63,7 @@
         </w:rPr>
         <w:t xml:space="preserve">• </w:t>
       </w:r>
-      <w:hyperlink w:history="1" r:id="rId0qm58fyiv5aexzowcmwje">
+      <w:hyperlink w:history="1" r:id="rIdkxcf2_vrsbn2emrwpbdny">
         <w:r>
           <w:rPr>
             <w:rFonts w:ascii="Calibri" w:cs="Calibri" w:eastAsia="Calibri" w:hAnsi="Calibri"/>
@@ -93,7 +93,7 @@
         </w:rPr>
         <w:t xml:space="preserve">⁠in </w:t>
       </w:r>
-      <w:hyperlink w:history="1" r:id="rIdykqpta5dtsxpb4wzkhvoy">
+      <w:hyperlink w:history="1" r:id="rIdnlenin35ksrsrcy6fwqqt">
         <w:r>
           <w:rPr>
             <w:rFonts w:ascii="Calibri" w:cs="Calibri" w:eastAsia="Calibri" w:hAnsi="Calibri"/>
@@ -123,7 +123,7 @@
         </w:rPr>
         <w:t xml:space="preserve">◔ </w:t>
       </w:r>
-      <w:hyperlink w:history="1" r:id="rIdvazmiml3qodasou5vmhys">
+      <w:hyperlink w:history="1" r:id="rIdewfhydovm3vkeonjwdkbp">
         <w:r>
           <w:rPr>
             <w:rFonts w:ascii="Calibri" w:cs="Calibri" w:eastAsia="Calibri" w:hAnsi="Calibri"/>

--- a/public/resume/cover-letter-embedded.docx
+++ b/public/resume/cover-letter-embedded.docx
@@ -33,7 +33,7 @@
         </w:rPr>
         <w:t xml:space="preserve">✉ </w:t>
       </w:r>
-      <w:hyperlink w:history="1" r:id="rIdc2bkaubepw-hqcad9oha5">
+      <w:hyperlink w:history="1" r:id="rId0yocp5rhdfgoheosbjsod">
         <w:r>
           <w:rPr>
             <w:rFonts w:ascii="Calibri" w:cs="Calibri" w:eastAsia="Calibri" w:hAnsi="Calibri"/>
@@ -63,7 +63,7 @@
         </w:rPr>
         <w:t xml:space="preserve">• </w:t>
       </w:r>
-      <w:hyperlink w:history="1" r:id="rIdkxcf2_vrsbn2emrwpbdny">
+      <w:hyperlink w:history="1" r:id="rId7dvihu20jd9j8la_c-bvn">
         <w:r>
           <w:rPr>
             <w:rFonts w:ascii="Calibri" w:cs="Calibri" w:eastAsia="Calibri" w:hAnsi="Calibri"/>
@@ -93,7 +93,7 @@
         </w:rPr>
         <w:t xml:space="preserve">⁠in </w:t>
       </w:r>
-      <w:hyperlink w:history="1" r:id="rIdnlenin35ksrsrcy6fwqqt">
+      <w:hyperlink w:history="1" r:id="rIdzzs-fbdjwnz_7xcpokkjj">
         <w:r>
           <w:rPr>
             <w:rFonts w:ascii="Calibri" w:cs="Calibri" w:eastAsia="Calibri" w:hAnsi="Calibri"/>
@@ -123,7 +123,7 @@
         </w:rPr>
         <w:t xml:space="preserve">◔ </w:t>
       </w:r>
-      <w:hyperlink w:history="1" r:id="rIdewfhydovm3vkeonjwdkbp">
+      <w:hyperlink w:history="1" r:id="rIdntydx_5onzdml7sgfmpnu">
         <w:r>
           <w:rPr>
             <w:rFonts w:ascii="Calibri" w:cs="Calibri" w:eastAsia="Calibri" w:hAnsi="Calibri"/>

--- a/public/resume/cover-letter-embedded.docx
+++ b/public/resume/cover-letter-embedded.docx
@@ -33,7 +33,7 @@
         </w:rPr>
         <w:t xml:space="preserve">✉ </w:t>
       </w:r>
-      <w:hyperlink w:history="1" r:id="rIdc2bkaubepw-hqcad9oha5">
+      <w:hyperlink w:history="1" r:id="rIdzmscdpklfuoobekxrqh9l">
         <w:r>
           <w:rPr>
             <w:rFonts w:ascii="Calibri" w:cs="Calibri" w:eastAsia="Calibri" w:hAnsi="Calibri"/>
@@ -63,7 +63,7 @@
         </w:rPr>
         <w:t xml:space="preserve">• </w:t>
       </w:r>
-      <w:hyperlink w:history="1" r:id="rIdkxcf2_vrsbn2emrwpbdny">
+      <w:hyperlink w:history="1" r:id="rIdoreh5c98mfcrcxqqkca7s">
         <w:r>
           <w:rPr>
             <w:rFonts w:ascii="Calibri" w:cs="Calibri" w:eastAsia="Calibri" w:hAnsi="Calibri"/>
@@ -93,7 +93,7 @@
         </w:rPr>
         <w:t xml:space="preserve">⁠in </w:t>
       </w:r>
-      <w:hyperlink w:history="1" r:id="rIdnlenin35ksrsrcy6fwqqt">
+      <w:hyperlink w:history="1" r:id="rId0eu_wqncaswarmh1p-1t3">
         <w:r>
           <w:rPr>
             <w:rFonts w:ascii="Calibri" w:cs="Calibri" w:eastAsia="Calibri" w:hAnsi="Calibri"/>
@@ -123,7 +123,7 @@
         </w:rPr>
         <w:t xml:space="preserve">◔ </w:t>
       </w:r>
-      <w:hyperlink w:history="1" r:id="rIdewfhydovm3vkeonjwdkbp">
+      <w:hyperlink w:history="1" r:id="rIdolrgvdaym_5v_veasigvp">
         <w:r>
           <w:rPr>
             <w:rFonts w:ascii="Calibri" w:cs="Calibri" w:eastAsia="Calibri" w:hAnsi="Calibri"/>

--- a/public/resume/cover-letter-embedded.docx
+++ b/public/resume/cover-letter-embedded.docx
@@ -33,7 +33,7 @@
         </w:rPr>
         <w:t xml:space="preserve">✉ </w:t>
       </w:r>
-      <w:hyperlink w:history="1" r:id="rId0yocp5rhdfgoheosbjsod">
+      <w:hyperlink w:history="1" r:id="rIdqwrspl-gw-tm1rbnc4i-9">
         <w:r>
           <w:rPr>
             <w:rFonts w:ascii="Calibri" w:cs="Calibri" w:eastAsia="Calibri" w:hAnsi="Calibri"/>
@@ -63,7 +63,7 @@
         </w:rPr>
         <w:t xml:space="preserve">• </w:t>
       </w:r>
-      <w:hyperlink w:history="1" r:id="rId7dvihu20jd9j8la_c-bvn">
+      <w:hyperlink w:history="1" r:id="rIdwip3o6rzwkaurtt7lkfc8">
         <w:r>
           <w:rPr>
             <w:rFonts w:ascii="Calibri" w:cs="Calibri" w:eastAsia="Calibri" w:hAnsi="Calibri"/>
@@ -93,7 +93,7 @@
         </w:rPr>
         <w:t xml:space="preserve">⁠in </w:t>
       </w:r>
-      <w:hyperlink w:history="1" r:id="rIdzzs-fbdjwnz_7xcpokkjj">
+      <w:hyperlink w:history="1" r:id="rId_21tcjk07e3bzy7bu6y1z">
         <w:r>
           <w:rPr>
             <w:rFonts w:ascii="Calibri" w:cs="Calibri" w:eastAsia="Calibri" w:hAnsi="Calibri"/>
@@ -123,7 +123,7 @@
         </w:rPr>
         <w:t xml:space="preserve">◔ </w:t>
       </w:r>
-      <w:hyperlink w:history="1" r:id="rIdntydx_5onzdml7sgfmpnu">
+      <w:hyperlink w:history="1" r:id="rIdsu3gt4rio2th7zsmqb4sa">
         <w:r>
           <w:rPr>
             <w:rFonts w:ascii="Calibri" w:cs="Calibri" w:eastAsia="Calibri" w:hAnsi="Calibri"/>

--- a/public/resume/cover-letter-embedded.docx
+++ b/public/resume/cover-letter-embedded.docx
@@ -33,7 +33,7 @@
         </w:rPr>
         <w:t xml:space="preserve">✉ </w:t>
       </w:r>
-      <w:hyperlink w:history="1" r:id="rIdqwrspl-gw-tm1rbnc4i-9">
+      <w:hyperlink w:history="1" r:id="rId_v-nbdjgtopikk4cmz6nn">
         <w:r>
           <w:rPr>
             <w:rFonts w:ascii="Calibri" w:cs="Calibri" w:eastAsia="Calibri" w:hAnsi="Calibri"/>
@@ -63,7 +63,7 @@
         </w:rPr>
         <w:t xml:space="preserve">• </w:t>
       </w:r>
-      <w:hyperlink w:history="1" r:id="rIdwip3o6rzwkaurtt7lkfc8">
+      <w:hyperlink w:history="1" r:id="rIdf_ma2g_vgpt5vxy6itrxn">
         <w:r>
           <w:rPr>
             <w:rFonts w:ascii="Calibri" w:cs="Calibri" w:eastAsia="Calibri" w:hAnsi="Calibri"/>
@@ -93,7 +93,7 @@
         </w:rPr>
         <w:t xml:space="preserve">⁠in </w:t>
       </w:r>
-      <w:hyperlink w:history="1" r:id="rId_21tcjk07e3bzy7bu6y1z">
+      <w:hyperlink w:history="1" r:id="rId1k2uwgjog-nurfsgxajn1">
         <w:r>
           <w:rPr>
             <w:rFonts w:ascii="Calibri" w:cs="Calibri" w:eastAsia="Calibri" w:hAnsi="Calibri"/>
@@ -123,7 +123,7 @@
         </w:rPr>
         <w:t xml:space="preserve">◔ </w:t>
       </w:r>
-      <w:hyperlink w:history="1" r:id="rIdsu3gt4rio2th7zsmqb4sa">
+      <w:hyperlink w:history="1" r:id="rIdufdgqcfget_vvld80d7fd">
         <w:r>
           <w:rPr>
             <w:rFonts w:ascii="Calibri" w:cs="Calibri" w:eastAsia="Calibri" w:hAnsi="Calibri"/>

--- a/public/resume/cover-letter-embedded.docx
+++ b/public/resume/cover-letter-embedded.docx
@@ -33,7 +33,7 @@
         </w:rPr>
         <w:t xml:space="preserve">✉ </w:t>
       </w:r>
-      <w:hyperlink w:history="1" r:id="rId_v-nbdjgtopikk4cmz6nn">
+      <w:hyperlink w:history="1" r:id="rId7dcwpcfm8xpspk3v-gyjx">
         <w:r>
           <w:rPr>
             <w:rFonts w:ascii="Calibri" w:cs="Calibri" w:eastAsia="Calibri" w:hAnsi="Calibri"/>
@@ -63,7 +63,7 @@
         </w:rPr>
         <w:t xml:space="preserve">• </w:t>
       </w:r>
-      <w:hyperlink w:history="1" r:id="rIdf_ma2g_vgpt5vxy6itrxn">
+      <w:hyperlink w:history="1" r:id="rIdiieevgireqn7w1shwrdd8">
         <w:r>
           <w:rPr>
             <w:rFonts w:ascii="Calibri" w:cs="Calibri" w:eastAsia="Calibri" w:hAnsi="Calibri"/>
@@ -93,7 +93,7 @@
         </w:rPr>
         <w:t xml:space="preserve">⁠in </w:t>
       </w:r>
-      <w:hyperlink w:history="1" r:id="rId1k2uwgjog-nurfsgxajn1">
+      <w:hyperlink w:history="1" r:id="rId6ebcmlb8mbk1vvrkdic1x">
         <w:r>
           <w:rPr>
             <w:rFonts w:ascii="Calibri" w:cs="Calibri" w:eastAsia="Calibri" w:hAnsi="Calibri"/>
@@ -123,7 +123,7 @@
         </w:rPr>
         <w:t xml:space="preserve">◔ </w:t>
       </w:r>
-      <w:hyperlink w:history="1" r:id="rIdufdgqcfget_vvld80d7fd">
+      <w:hyperlink w:history="1" r:id="rIddeirt_ydtvdfozfk8xspe">
         <w:r>
           <w:rPr>
             <w:rFonts w:ascii="Calibri" w:cs="Calibri" w:eastAsia="Calibri" w:hAnsi="Calibri"/>

--- a/public/resume/cover-letter-embedded.docx
+++ b/public/resume/cover-letter-embedded.docx
@@ -33,7 +33,7 @@
         </w:rPr>
         <w:t xml:space="preserve">✉ </w:t>
       </w:r>
-      <w:hyperlink w:history="1" r:id="rId7dcwpcfm8xpspk3v-gyjx">
+      <w:hyperlink w:history="1" r:id="rIdia8by0dbzswwanhz4prda">
         <w:r>
           <w:rPr>
             <w:rFonts w:ascii="Calibri" w:cs="Calibri" w:eastAsia="Calibri" w:hAnsi="Calibri"/>
@@ -63,7 +63,7 @@
         </w:rPr>
         <w:t xml:space="preserve">• </w:t>
       </w:r>
-      <w:hyperlink w:history="1" r:id="rIdiieevgireqn7w1shwrdd8">
+      <w:hyperlink w:history="1" r:id="rId71gb-xcpwbxd_su_pcx1i">
         <w:r>
           <w:rPr>
             <w:rFonts w:ascii="Calibri" w:cs="Calibri" w:eastAsia="Calibri" w:hAnsi="Calibri"/>
@@ -93,7 +93,7 @@
         </w:rPr>
         <w:t xml:space="preserve">⁠in </w:t>
       </w:r>
-      <w:hyperlink w:history="1" r:id="rId6ebcmlb8mbk1vvrkdic1x">
+      <w:hyperlink w:history="1" r:id="rIdvx3j0soe91hjzrnp3j9pf">
         <w:r>
           <w:rPr>
             <w:rFonts w:ascii="Calibri" w:cs="Calibri" w:eastAsia="Calibri" w:hAnsi="Calibri"/>
@@ -123,7 +123,7 @@
         </w:rPr>
         <w:t xml:space="preserve">◔ </w:t>
       </w:r>
-      <w:hyperlink w:history="1" r:id="rIddeirt_ydtvdfozfk8xspe">
+      <w:hyperlink w:history="1" r:id="rIdtxjkq5kv0dvvk74bqdxsm">
         <w:r>
           <w:rPr>
             <w:rFonts w:ascii="Calibri" w:cs="Calibri" w:eastAsia="Calibri" w:hAnsi="Calibri"/>

--- a/public/resume/cover-letter-embedded.docx
+++ b/public/resume/cover-letter-embedded.docx
@@ -33,7 +33,7 @@
         </w:rPr>
         <w:t xml:space="preserve">✉ </w:t>
       </w:r>
-      <w:hyperlink w:history="1" r:id="rIdia8by0dbzswwanhz4prda">
+      <w:hyperlink w:history="1" r:id="rId7uxrg-g0lfanq_9wa-r-h">
         <w:r>
           <w:rPr>
             <w:rFonts w:ascii="Calibri" w:cs="Calibri" w:eastAsia="Calibri" w:hAnsi="Calibri"/>
@@ -63,7 +63,7 @@
         </w:rPr>
         <w:t xml:space="preserve">• </w:t>
       </w:r>
-      <w:hyperlink w:history="1" r:id="rId71gb-xcpwbxd_su_pcx1i">
+      <w:hyperlink w:history="1" r:id="rIdd0ybzlemlwkgrupuml_-f">
         <w:r>
           <w:rPr>
             <w:rFonts w:ascii="Calibri" w:cs="Calibri" w:eastAsia="Calibri" w:hAnsi="Calibri"/>
@@ -93,7 +93,7 @@
         </w:rPr>
         <w:t xml:space="preserve">⁠in </w:t>
       </w:r>
-      <w:hyperlink w:history="1" r:id="rIdvx3j0soe91hjzrnp3j9pf">
+      <w:hyperlink w:history="1" r:id="rIdeflxctiu6ctuf4fdj9mxq">
         <w:r>
           <w:rPr>
             <w:rFonts w:ascii="Calibri" w:cs="Calibri" w:eastAsia="Calibri" w:hAnsi="Calibri"/>
@@ -123,7 +123,7 @@
         </w:rPr>
         <w:t xml:space="preserve">◔ </w:t>
       </w:r>
-      <w:hyperlink w:history="1" r:id="rIdtxjkq5kv0dvvk74bqdxsm">
+      <w:hyperlink w:history="1" r:id="rIdpud4167fkmteq7g282-su">
         <w:r>
           <w:rPr>
             <w:rFonts w:ascii="Calibri" w:cs="Calibri" w:eastAsia="Calibri" w:hAnsi="Calibri"/>

--- a/public/resume/cover-letter-embedded.docx
+++ b/public/resume/cover-letter-embedded.docx
@@ -33,7 +33,7 @@
         </w:rPr>
         <w:t xml:space="preserve">✉ </w:t>
       </w:r>
-      <w:hyperlink w:history="1" r:id="rId7uxrg-g0lfanq_9wa-r-h">
+      <w:hyperlink w:history="1" r:id="rIdb6xn05okzy0yip3sjjdam">
         <w:r>
           <w:rPr>
             <w:rFonts w:ascii="Calibri" w:cs="Calibri" w:eastAsia="Calibri" w:hAnsi="Calibri"/>
@@ -63,7 +63,7 @@
         </w:rPr>
         <w:t xml:space="preserve">• </w:t>
       </w:r>
-      <w:hyperlink w:history="1" r:id="rIdd0ybzlemlwkgrupuml_-f">
+      <w:hyperlink w:history="1" r:id="rIdsisded0gwarizi1xpdlrc">
         <w:r>
           <w:rPr>
             <w:rFonts w:ascii="Calibri" w:cs="Calibri" w:eastAsia="Calibri" w:hAnsi="Calibri"/>
@@ -93,7 +93,7 @@
         </w:rPr>
         <w:t xml:space="preserve">⁠in </w:t>
       </w:r>
-      <w:hyperlink w:history="1" r:id="rIdeflxctiu6ctuf4fdj9mxq">
+      <w:hyperlink w:history="1" r:id="rIdem59x3nuzoqhwhbpte_bn">
         <w:r>
           <w:rPr>
             <w:rFonts w:ascii="Calibri" w:cs="Calibri" w:eastAsia="Calibri" w:hAnsi="Calibri"/>
@@ -123,7 +123,7 @@
         </w:rPr>
         <w:t xml:space="preserve">◔ </w:t>
       </w:r>
-      <w:hyperlink w:history="1" r:id="rIdpud4167fkmteq7g282-su">
+      <w:hyperlink w:history="1" r:id="rIdojo2tzekhltx4elba98ie">
         <w:r>
           <w:rPr>
             <w:rFonts w:ascii="Calibri" w:cs="Calibri" w:eastAsia="Calibri" w:hAnsi="Calibri"/>

--- a/public/resume/cover-letter-embedded.docx
+++ b/public/resume/cover-letter-embedded.docx
@@ -33,7 +33,7 @@
         </w:rPr>
         <w:t xml:space="preserve">✉ </w:t>
       </w:r>
-      <w:hyperlink w:history="1" r:id="rIdb6xn05okzy0yip3sjjdam">
+      <w:hyperlink w:history="1" r:id="rIdyk1gn5r_rkttco82nnxzd">
         <w:r>
           <w:rPr>
             <w:rFonts w:ascii="Calibri" w:cs="Calibri" w:eastAsia="Calibri" w:hAnsi="Calibri"/>
@@ -63,7 +63,7 @@
         </w:rPr>
         <w:t xml:space="preserve">• </w:t>
       </w:r>
-      <w:hyperlink w:history="1" r:id="rIdsisded0gwarizi1xpdlrc">
+      <w:hyperlink w:history="1" r:id="rIdsg31aqgom8i53u43kdhor">
         <w:r>
           <w:rPr>
             <w:rFonts w:ascii="Calibri" w:cs="Calibri" w:eastAsia="Calibri" w:hAnsi="Calibri"/>
@@ -93,7 +93,7 @@
         </w:rPr>
         <w:t xml:space="preserve">⁠in </w:t>
       </w:r>
-      <w:hyperlink w:history="1" r:id="rIdem59x3nuzoqhwhbpte_bn">
+      <w:hyperlink w:history="1" r:id="rIddgwnnugtsuug43e96pery">
         <w:r>
           <w:rPr>
             <w:rFonts w:ascii="Calibri" w:cs="Calibri" w:eastAsia="Calibri" w:hAnsi="Calibri"/>
@@ -123,7 +123,7 @@
         </w:rPr>
         <w:t xml:space="preserve">◔ </w:t>
       </w:r>
-      <w:hyperlink w:history="1" r:id="rIdojo2tzekhltx4elba98ie">
+      <w:hyperlink w:history="1" r:id="rIdklff_vs5in4adali7sl1f">
         <w:r>
           <w:rPr>
             <w:rFonts w:ascii="Calibri" w:cs="Calibri" w:eastAsia="Calibri" w:hAnsi="Calibri"/>

--- a/public/resume/cover-letter-embedded.docx
+++ b/public/resume/cover-letter-embedded.docx
@@ -33,7 +33,7 @@
         </w:rPr>
         <w:t xml:space="preserve">✉ </w:t>
       </w:r>
-      <w:hyperlink w:history="1" r:id="rIdyk1gn5r_rkttco82nnxzd">
+      <w:hyperlink w:history="1" r:id="rIdreniwhrniqen9mabt5qoq">
         <w:r>
           <w:rPr>
             <w:rFonts w:ascii="Calibri" w:cs="Calibri" w:eastAsia="Calibri" w:hAnsi="Calibri"/>
@@ -63,7 +63,7 @@
         </w:rPr>
         <w:t xml:space="preserve">• </w:t>
       </w:r>
-      <w:hyperlink w:history="1" r:id="rIdsg31aqgom8i53u43kdhor">
+      <w:hyperlink w:history="1" r:id="rIdx97wcgw6jrykhl9b9nvvb">
         <w:r>
           <w:rPr>
             <w:rFonts w:ascii="Calibri" w:cs="Calibri" w:eastAsia="Calibri" w:hAnsi="Calibri"/>
@@ -93,7 +93,7 @@
         </w:rPr>
         <w:t xml:space="preserve">⁠in </w:t>
       </w:r>
-      <w:hyperlink w:history="1" r:id="rIddgwnnugtsuug43e96pery">
+      <w:hyperlink w:history="1" r:id="rIdopkc73ud6rbkekfqbrcvu">
         <w:r>
           <w:rPr>
             <w:rFonts w:ascii="Calibri" w:cs="Calibri" w:eastAsia="Calibri" w:hAnsi="Calibri"/>
@@ -123,7 +123,7 @@
         </w:rPr>
         <w:t xml:space="preserve">◔ </w:t>
       </w:r>
-      <w:hyperlink w:history="1" r:id="rIdklff_vs5in4adali7sl1f">
+      <w:hyperlink w:history="1" r:id="rIdigyylct39n5i5hykjj8yq">
         <w:r>
           <w:rPr>
             <w:rFonts w:ascii="Calibri" w:cs="Calibri" w:eastAsia="Calibri" w:hAnsi="Calibri"/>

--- a/public/resume/cover-letter-embedded.docx
+++ b/public/resume/cover-letter-embedded.docx
@@ -33,7 +33,7 @@
         </w:rPr>
         <w:t xml:space="preserve">✉ </w:t>
       </w:r>
-      <w:hyperlink w:history="1" r:id="rIdreniwhrniqen9mabt5qoq">
+      <w:hyperlink w:history="1" r:id="rIdac2wudqnggcukgrsns4xh">
         <w:r>
           <w:rPr>
             <w:rFonts w:ascii="Calibri" w:cs="Calibri" w:eastAsia="Calibri" w:hAnsi="Calibri"/>
@@ -63,7 +63,7 @@
         </w:rPr>
         <w:t xml:space="preserve">• </w:t>
       </w:r>
-      <w:hyperlink w:history="1" r:id="rIdx97wcgw6jrykhl9b9nvvb">
+      <w:hyperlink w:history="1" r:id="rIdtsczoxeihtot1yuiuzqca">
         <w:r>
           <w:rPr>
             <w:rFonts w:ascii="Calibri" w:cs="Calibri" w:eastAsia="Calibri" w:hAnsi="Calibri"/>
@@ -93,7 +93,7 @@
         </w:rPr>
         <w:t xml:space="preserve">⁠in </w:t>
       </w:r>
-      <w:hyperlink w:history="1" r:id="rIdopkc73ud6rbkekfqbrcvu">
+      <w:hyperlink w:history="1" r:id="rIdqoilgcbrqyccl9y4ehafx">
         <w:r>
           <w:rPr>
             <w:rFonts w:ascii="Calibri" w:cs="Calibri" w:eastAsia="Calibri" w:hAnsi="Calibri"/>
@@ -123,7 +123,7 @@
         </w:rPr>
         <w:t xml:space="preserve">◔ </w:t>
       </w:r>
-      <w:hyperlink w:history="1" r:id="rIdigyylct39n5i5hykjj8yq">
+      <w:hyperlink w:history="1" r:id="rIdrtd-1m8jlcuytoqio_o7p">
         <w:r>
           <w:rPr>
             <w:rFonts w:ascii="Calibri" w:cs="Calibri" w:eastAsia="Calibri" w:hAnsi="Calibri"/>

--- a/public/resume/cover-letter-embedded.docx
+++ b/public/resume/cover-letter-embedded.docx
@@ -33,7 +33,7 @@
         </w:rPr>
         <w:t xml:space="preserve">✉ </w:t>
       </w:r>
-      <w:hyperlink w:history="1" r:id="rIdac2wudqnggcukgrsns4xh">
+      <w:hyperlink w:history="1" r:id="rId3-fy94xun2ddvu3itmdty">
         <w:r>
           <w:rPr>
             <w:rFonts w:ascii="Calibri" w:cs="Calibri" w:eastAsia="Calibri" w:hAnsi="Calibri"/>
@@ -63,7 +63,7 @@
         </w:rPr>
         <w:t xml:space="preserve">• </w:t>
       </w:r>
-      <w:hyperlink w:history="1" r:id="rIdtsczoxeihtot1yuiuzqca">
+      <w:hyperlink w:history="1" r:id="rIden_zg4qgxrq_yi-ksbyth">
         <w:r>
           <w:rPr>
             <w:rFonts w:ascii="Calibri" w:cs="Calibri" w:eastAsia="Calibri" w:hAnsi="Calibri"/>
@@ -93,7 +93,7 @@
         </w:rPr>
         <w:t xml:space="preserve">⁠in </w:t>
       </w:r>
-      <w:hyperlink w:history="1" r:id="rIdqoilgcbrqyccl9y4ehafx">
+      <w:hyperlink w:history="1" r:id="rId7ekg9t_er4pxlbx6cl4bn">
         <w:r>
           <w:rPr>
             <w:rFonts w:ascii="Calibri" w:cs="Calibri" w:eastAsia="Calibri" w:hAnsi="Calibri"/>
@@ -123,7 +123,7 @@
         </w:rPr>
         <w:t xml:space="preserve">◔ </w:t>
       </w:r>
-      <w:hyperlink w:history="1" r:id="rIdrtd-1m8jlcuytoqio_o7p">
+      <w:hyperlink w:history="1" r:id="rIdsa_dggmbbxmjfriu8muoq">
         <w:r>
           <w:rPr>
             <w:rFonts w:ascii="Calibri" w:cs="Calibri" w:eastAsia="Calibri" w:hAnsi="Calibri"/>
